--- a/paper/Ghost_in_the_Machine_v6_Mechanism.docx
+++ b/paper/Ghost_in_the_Machine_v6_Mechanism.docx
@@ -71,6 +71,64 @@
       </w:r>
       <w:r>
         <w:t xml:space="preserve">Synthetic computational experiments. Nothing here creates, detects, measures or proves phenomenal consciousness in any system.</w:t>
+      </w:r>
+    </w:p>
+    <w:p>
+      <w:pPr>
+        <w:pStyle w:val="BlockText"/>
+      </w:pPr>
+      <w:r>
+        <w:rPr>
+          <w:b/>
+          <w:bCs/>
+        </w:rPr>
+        <w:t xml:space="preserve">Update after v7 (27 September 2026).</w:t>
+      </w:r>
+      <w:r>
+        <w:t xml:space="preserve"> </w:t>
+      </w:r>
+      <w:r>
+        <w:t xml:space="preserve">The Ψ revision above did not hold. A preregistered test sized for the pooled effect (72 networks, v7 Study L) failed (d_z 0.12, p 0.15). The prespecified eight-sample meta-analysis halved the pooled estimate to +0.083 (HKSJ 95% CI [0.025, 0.141]), with substantial heterogeneity (I² 0.56) and a prediction interval that includes zero. Ψ is back to</w:t>
+      </w:r>
+      <w:r>
+        <w:t xml:space="preserve"> </w:t>
+      </w:r>
+      <w:r>
+        <w:rPr>
+          <w:b/>
+          <w:bCs/>
+        </w:rPr>
+        <w:t xml:space="preserve">not replicated</w:t>
+      </w:r>
+      <w:r>
+        <w:t xml:space="preserve">. The comparator-gain question left open here was resolved in v7 Study M: the effect is present at half gain and grows with the gain. See</w:t>
+      </w:r>
+      <w:r>
+        <w:t xml:space="preserve"> </w:t>
+      </w:r>
+      <w:r>
+        <w:rPr>
+          <w:rStyle w:val="VerbatimChar"/>
+        </w:rPr>
+        <w:t xml:space="preserve">paper/Ghost_in_the_Machine_v7_Feedback.md</w:t>
+      </w:r>
+      <w:r>
+        <w:t xml:space="preserve"> </w:t>
+      </w:r>
+      <w:r>
+        <w:t xml:space="preserve">and</w:t>
+      </w:r>
+      <w:r>
+        <w:t xml:space="preserve"> </w:t>
+      </w:r>
+      <w:r>
+        <w:rPr>
+          <w:rStyle w:val="VerbatimChar"/>
+        </w:rPr>
+        <w:t xml:space="preserve">docs/CLAIMS.md</w:t>
+      </w:r>
+      <w:r>
+        <w:t xml:space="preserve">.</w:t>
       </w:r>
     </w:p>
     <w:bookmarkStart w:id="9" w:name="abstract"/>
